--- a/docs/Metals_RiskPremia_Strategy_Summary_ProfIlia_v2.docx
+++ b/docs/Metals_RiskPremia_Strategy_Summary_ProfIlia_v2.docx
@@ -62,7 +62,7 @@
     </w:p>
     <w:p>
       <w:r>
-        <w:t>The central result is the diversification thesis at the heart of the framework: three economically distinct, near-uncorrelated return sources combine into a portfolio whose risk-adjusted return materially exceeds any single sleeve. For Copper the equal-weight portfolio earns a net Sharpe of 0.72 over the full sample (best single sleeve 0.62, Momentum); for Aluminium it earns 0.85 (best single sleeve 0.64). The portfolio also cuts drawdown roughly in half versus the individual signals.</w:t>
+        <w:t>The central result is the diversification thesis at the heart of the framework: three economically distinct, near-uncorrelated return sources combine into a portfolio whose risk-adjusted return materially exceeds any single sleeve. For Copper the equal-weight portfolio earns a net Sharpe of 0.73 over the full sample (best single sleeve 0.62, Momentum); for Aluminium it earns 0.85 (best single sleeve 0.64). The portfolio also cuts drawdown roughly in half versus the individual signals.</w:t>
       </w:r>
     </w:p>
     <w:p>
@@ -232,7 +232,7 @@
           </w:tcPr>
           <w:p>
             <w:r>
-              <w:t>0.72</w:t>
+              <w:t>0.73</w:t>
             </w:r>
           </w:p>
         </w:tc>
@@ -325,7 +325,7 @@
               <w:rPr>
                 <w:sz w:val="19"/>
               </w:rPr>
-              <w:t>0.61</w:t>
+              <w:t>0.60</w:t>
             </w:r>
           </w:p>
         </w:tc>
@@ -1026,7 +1026,7 @@
           </w:tcPr>
           <w:p>
             <w:r>
-              <w:t>+15.9%</w:t>
+              <w:t>+16.2%</w:t>
             </w:r>
           </w:p>
         </w:tc>
@@ -1036,7 +1036,7 @@
           </w:tcPr>
           <w:p>
             <w:r>
-              <w:t>-53%</w:t>
+              <w:t>-52%</w:t>
             </w:r>
           </w:p>
         </w:tc>
@@ -1098,7 +1098,7 @@
           </w:tcPr>
           <w:p>
             <w:r>
-              <w:t>+13.0%</w:t>
+              <w:t>+13.2%</w:t>
             </w:r>
           </w:p>
         </w:tc>
@@ -1140,7 +1140,6 @@
                 <w:b/>
                 <w:sz w:val="19"/>
               </w:rPr>
-              <w:lastRenderedPageBreak/>
               <w:t>Aluminium - full sample</w:t>
             </w:r>
           </w:p>
@@ -1265,7 +1264,7 @@
               <w:rPr>
                 <w:sz w:val="19"/>
               </w:rPr>
-              <w:t>0.37</w:t>
+              <w:t>0.38</w:t>
             </w:r>
           </w:p>
         </w:tc>
@@ -1282,7 +1281,7 @@
               <w:rPr>
                 <w:sz w:val="19"/>
               </w:rPr>
-              <w:t>0.36</w:t>
+              <w:t>0.38</w:t>
             </w:r>
           </w:p>
         </w:tc>
@@ -1299,7 +1298,7 @@
               <w:rPr>
                 <w:sz w:val="19"/>
               </w:rPr>
-              <w:t>+8.7%</w:t>
+              <w:t>+9.1%</w:t>
             </w:r>
           </w:p>
         </w:tc>
@@ -1535,11 +1534,9 @@
         <w:rPr>
           <w:b/>
         </w:rPr>
-        <w:t xml:space="preserve">Aluminium. </w:t>
-      </w:r>
-      <w:r>
-        <w:t xml:space="preserve"> the 20-day carry-momentum is effectively dead on Aluminium; the 252-day z-score is the winner there (net 0.64 IS, OOS 0.83), matching its smoother curve dynamics.</w:t>
-      </w:r>
+        <w:t>Aluminium.  the 20-day carry-momentum is effectively dead on Aluminium; the 252-day z-score is the winner there (net 0.64 IS, OOS 0.89), matching its smoother curve dynamics.</w:t>
+      </w:r>
+      <w:r/>
     </w:p>
     <w:p>
       <w:pPr>
@@ -1871,7 +1868,7 @@
               <w:rPr>
                 <w:sz w:val="19"/>
               </w:rPr>
-              <w:t>0.71</w:t>
+              <w:t>0.72</w:t>
             </w:r>
           </w:p>
         </w:tc>
@@ -1888,7 +1885,7 @@
               <w:rPr>
                 <w:sz w:val="19"/>
               </w:rPr>
-              <w:t>0.64</w:t>
+              <w:t>0.65</w:t>
             </w:r>
           </w:p>
         </w:tc>
@@ -1905,7 +1902,7 @@
               <w:rPr>
                 <w:sz w:val="19"/>
               </w:rPr>
-              <w:t>+14.8%</w:t>
+              <w:t>+15.1%</w:t>
             </w:r>
           </w:p>
         </w:tc>
@@ -2085,7 +2082,7 @@
               <w:rPr>
                 <w:sz w:val="19"/>
               </w:rPr>
-              <w:t>0.33</w:t>
+              <w:t>0.32</w:t>
             </w:r>
           </w:p>
         </w:tc>
@@ -2102,7 +2099,7 @@
               <w:rPr>
                 <w:sz w:val="19"/>
               </w:rPr>
-              <w:t>0.30</w:t>
+              <w:t>0.28</w:t>
             </w:r>
           </w:p>
         </w:tc>
@@ -2119,7 +2116,7 @@
               <w:rPr>
                 <w:sz w:val="19"/>
               </w:rPr>
-              <w:t>+7.9%</w:t>
+              <w:t>+7.5%</w:t>
             </w:r>
           </w:p>
         </w:tc>
@@ -2185,7 +2182,7 @@
     </w:p>
     <w:p>
       <w:r>
-        <w:t>Copper carry was the best-performing sleeve of the last five years (net 0.64), as repeated inventory squeezes and backwardation episodes in 2021-2024 played directly to the curve-momentum signal. Aluminium carry, very strong over the full sample, was more subdued recently (net 0.30) as the curve spent long stretches in stable contango; the z-score still added positive, low-turnover return and diversified the trend sleeve.</w:t>
+        <w:t>Copper carry was the best-performing sleeve of the last five years (net 0.65), as repeated inventory squeezes and backwardation episodes in 2021-2024 played directly to the curve-momentum signal. Aluminium carry, very strong over the full sample, was more subdued recently (net 0.28) as the curve spent long stretches in stable contango; the z-score still added positive, low-turnover return and diversified the trend sleeve.</w:t>
       </w:r>
     </w:p>
     <w:p>
@@ -2395,11 +2392,9 @@
         <w:rPr>
           <w:b/>
         </w:rPr>
-        <w:t xml:space="preserve">IS vs OOS. </w:t>
-      </w:r>
-      <w:r>
-        <w:t xml:space="preserve"> the V1 MA-reversion is robust out-of-sample (Copper OOS 0.36), whereas the V2 reversal's in-sample strength is a 2020-21 dislocation mirage that disappears OOS. V1 is therefore the default; V2 is shown only to demonstrate why it is not used.</w:t>
-      </w:r>
+        <w:t>IS vs OOS.  the V1 MA-reversion is robust out-of-sample (Copper OOS 0.77), whereas the V2 reversal's in-sample strength is a 2020-21 dislocation mirage that disappears OOS. V1 is therefore the default; V2 is shown only to demonstrate why it is not used.</w:t>
+      </w:r>
+      <w:r/>
     </w:p>
     <w:p>
       <w:pPr>
@@ -2623,7 +2618,7 @@
               <w:rPr>
                 <w:sz w:val="19"/>
               </w:rPr>
-              <w:t>0.28</w:t>
+              <w:t>0.33</w:t>
             </w:r>
           </w:p>
         </w:tc>
@@ -2640,7 +2635,7 @@
               <w:rPr>
                 <w:sz w:val="19"/>
               </w:rPr>
-              <w:t>0.27</w:t>
+              <w:t>0.32</w:t>
             </w:r>
           </w:p>
         </w:tc>
@@ -2657,7 +2652,7 @@
               <w:rPr>
                 <w:sz w:val="19"/>
               </w:rPr>
-              <w:t>+3.8%</w:t>
+              <w:t>+4.5%</w:t>
             </w:r>
           </w:p>
         </w:tc>
@@ -2730,7 +2725,7 @@
               <w:rPr>
                 <w:sz w:val="19"/>
               </w:rPr>
-              <w:t>-0.02</w:t>
+              <w:t>0.03</w:t>
             </w:r>
           </w:p>
         </w:tc>
@@ -2747,7 +2742,7 @@
               <w:rPr>
                 <w:sz w:val="19"/>
               </w:rPr>
-              <w:t>-0.03</w:t>
+              <w:t>0.02</w:t>
             </w:r>
           </w:p>
         </w:tc>
@@ -2764,7 +2759,7 @@
               <w:rPr>
                 <w:sz w:val="19"/>
               </w:rPr>
-              <w:t>-0.3%</w:t>
+              <w:t>+0.5%</w:t>
             </w:r>
           </w:p>
         </w:tc>
@@ -2781,7 +2776,7 @@
               <w:rPr>
                 <w:sz w:val="19"/>
               </w:rPr>
-              <w:t>-46%</w:t>
+              <w:t>-45%</w:t>
             </w:r>
           </w:p>
         </w:tc>
@@ -2798,7 +2793,7 @@
               <w:rPr>
                 <w:sz w:val="19"/>
               </w:rPr>
-              <w:t>25%</w:t>
+              <w:t>26%</w:t>
             </w:r>
           </w:p>
         </w:tc>
@@ -2837,7 +2832,7 @@
               <w:rPr>
                 <w:sz w:val="19"/>
               </w:rPr>
-              <w:t>0.27</w:t>
+              <w:t>0.24</w:t>
             </w:r>
           </w:p>
         </w:tc>
@@ -2854,7 +2849,7 @@
               <w:rPr>
                 <w:sz w:val="19"/>
               </w:rPr>
-              <w:t>0.26</w:t>
+              <w:t>0.23</w:t>
             </w:r>
           </w:p>
         </w:tc>
@@ -2871,7 +2866,7 @@
               <w:rPr>
                 <w:sz w:val="19"/>
               </w:rPr>
-              <w:t>+3.1%</w:t>
+              <w:t>+2.8%</w:t>
             </w:r>
           </w:p>
         </w:tc>
@@ -2888,7 +2883,7 @@
               <w:rPr>
                 <w:sz w:val="19"/>
               </w:rPr>
-              <w:t>-68%</w:t>
+              <w:t>-71%</w:t>
             </w:r>
           </w:p>
         </w:tc>
@@ -2944,7 +2939,7 @@
               <w:rPr>
                 <w:sz w:val="19"/>
               </w:rPr>
-              <w:t>0.16</w:t>
+              <w:t>0.24</w:t>
             </w:r>
           </w:p>
         </w:tc>
@@ -2961,7 +2956,7 @@
               <w:rPr>
                 <w:sz w:val="19"/>
               </w:rPr>
-              <w:t>0.15</w:t>
+              <w:t>0.24</w:t>
             </w:r>
           </w:p>
         </w:tc>
@@ -2978,7 +2973,7 @@
               <w:rPr>
                 <w:sz w:val="19"/>
               </w:rPr>
-              <w:t>+2.4%</w:t>
+              <w:t>+3.7%</w:t>
             </w:r>
           </w:p>
         </w:tc>
@@ -3028,7 +3023,7 @@
         <w:rPr>
           <w:i/>
         </w:rPr>
-        <w:t>Walk-forward OOS Sharpe (net 5 bps, average across the rolling 1yr windows): Copper +0.75, Aluminium +0.62. The per-window average flatters value because it trades selectively (flat ~40-50% of days); its full-sample (+0.27) and trailing-5y Sharpes are the more representative stand-alone figures.</w:t>
+        <w:t>Walk-forward OOS Sharpe (net 5 bps, average across the rolling 1yr windows): Copper +0.77, Aluminium +0.73. The per-window average flatters value because it trades selectively (flat ~40-50% of days); its full-sample (+0.32) and trailing-5y Sharpes are the more representative stand-alone figures.</w:t>
       </w:r>
     </w:p>
     <w:p>
@@ -3044,8 +3039,7 @@
     </w:p>
     <w:p>
       <w:r>
-        <w:lastRenderedPageBreak/>
-        <w:t>Value is regime-conditional: most of its full-sample edge came from the 2020-2021 dislocation. Over the trailing five years Copper value was essentially flat-to-slightly-negative - a reminder it is not a stand-alone strategy - while Aluminium value stayed modestly positive (net 0.15). Its role is confirmed not by stand-alone Sharpe but by its diversification: it is the sleeve that turns contrarian when momentum is most exposed, which is exactly why it earns its third of the portfolio.</w:t>
+        <w:t>Value is regime-conditional: most of its full-sample edge came from the 2020-2021 dislocation. Over the trailing five years Copper value was essentially flat (net +0.02) - a reminder it is not a stand-alone strategy - while Aluminium value stayed solidly positive (net +0.24). Its role is confirmed not by stand-alone Sharpe but by its diversification: it is the sleeve that turns contrarian when momentum is most exposed, which is exactly why it earns its third of the portfolio.</w:t>
       </w:r>
     </w:p>
     <w:p>
@@ -3255,7 +3249,7 @@
         <w:rPr>
           <w:b/>
         </w:rPr>
-        <w:t xml:space="preserve">Why it ends up near equal-weight. </w:t>
+        <w:t>Why it ends up near equal-weight. because the three sleeves have broadly similar realised volatility, 1/sigma is similar for all three, so the average weights land close to equal (the dashboard shows the live averages, e.g. about 0.26 / 0.26 / 0.39 for Copper - Value carries a larger share here because it turns over far less than the two trend/carry legs). Inverse-vol and equal-weight are close substitutes for Copper: full-sample Sharpe is close (0.78 vs 0.73, inverse-vol slightly ahead here), and inverse-vol has a materially shallower full-sample drawdown (-14% vs -25%); over the trailing five years the two converge further (net 0.91 vs 0.88, both around -12% drawdown). Equal-weight remains the default for simplicity.</w:t>
       </w:r>
       <w:r/>
       <w:r>
@@ -3263,7 +3257,6 @@
       </w:r>
       <w:r>
         <w:rPr/>
-        <w:t>because the three sleeves have broadly similar realised volatility, 1/sigma is similar for all three, so the average weights land close to equal (the dashboard shows the live averages, e.g. about 0.26 / 0.26 / 0.39 for Copper - Value carries a larger share here because it turns over far less than the two trend/carry legs). Inverse-vol and equal-weight are close substitutes for Copper: full-sample Sharpe is close (0.78 vs 0.72, inverse-vol slightly ahead here), and inverse-vol has a materially shallower full-sample drawdown (-14% vs -25%); over the trailing five years the two converge further (net 0.91 vs 0.88, both around -12% drawdown). Equal-weight remains the default for simplicity.</w:t>
       </w:r>
     </w:p>
     <w:p>
@@ -3631,7 +3624,7 @@
           </w:tcPr>
           <w:p>
             <w:r>
-              <w:t>+0.11</w:t>
+              <w:t>+0.13</w:t>
             </w:r>
           </w:p>
         </w:tc>
@@ -3680,7 +3673,7 @@
           </w:tcPr>
           <w:p>
             <w:r>
-              <w:t>-0.23</w:t>
+              <w:t>-0.21</w:t>
             </w:r>
           </w:p>
         </w:tc>
@@ -3729,7 +3722,7 @@
           </w:tcPr>
           <w:p>
             <w:r>
-              <w:t>-0.06</w:t>
+              <w:t>-0.04</w:t>
             </w:r>
           </w:p>
         </w:tc>
@@ -3759,7 +3752,7 @@
     </w:p>
     <w:p>
       <w:r>
-        <w:t>All pairwise correlations are below 0.25 in magnitude, and momentum-value is meaningfully negative. Combining three roughly independent sources of similar Sharpe lifts the portfolio Sharpe well above any single sleeve and roughly halves the drawdown.</w:t>
+        <w:t>Correlations are modest across the board (Copper below 0.25 in magnitude on all three pairs; Aluminium's momentum-value link is more meaningfully negative at -0.36, the strongest diversification pair in the framework). Combining three roughly independent sources of similar Sharpe lifts the portfolio Sharpe well above any single sleeve and roughly halves the drawdown.</w:t>
       </w:r>
     </w:p>
     <w:p>
@@ -3952,7 +3945,7 @@
           </w:tcPr>
           <w:p>
             <w:r>
-              <w:t>0.72</w:t>
+              <w:t>0.73</w:t>
             </w:r>
           </w:p>
         </w:tc>
@@ -3962,7 +3955,7 @@
           </w:tcPr>
           <w:p>
             <w:r>
-              <w:t>+8.0%</w:t>
+              <w:t>+8.7%</w:t>
             </w:r>
           </w:p>
         </w:tc>
@@ -3972,7 +3965,7 @@
           </w:tcPr>
           <w:p>
             <w:r>
-              <w:t>-25%</w:t>
+              <w:t>-24%</w:t>
             </w:r>
           </w:p>
         </w:tc>
@@ -3982,7 +3975,7 @@
           </w:tcPr>
           <w:p>
             <w:r>
-              <w:t>17%</w:t>
+              <w:t>18%</w:t>
             </w:r>
           </w:p>
         </w:tc>
@@ -4034,7 +4027,7 @@
           </w:tcPr>
           <w:p>
             <w:r>
-              <w:t>+9.9%</w:t>
+              <w:t>+10.3%</w:t>
             </w:r>
           </w:p>
         </w:tc>
@@ -4044,7 +4037,7 @@
           </w:tcPr>
           <w:p>
             <w:r>
-              <w:t>-12%</w:t>
+              <w:t>-11%</w:t>
             </w:r>
           </w:p>
         </w:tc>
@@ -4200,7 +4193,7 @@
               <w:rPr>
                 <w:sz w:val="19"/>
               </w:rPr>
-              <w:t>0.64</w:t>
+              <w:t>0.62</w:t>
             </w:r>
           </w:p>
         </w:tc>
@@ -4217,7 +4210,7 @@
               <w:rPr>
                 <w:sz w:val="19"/>
               </w:rPr>
-              <w:t>0.61</w:t>
+              <w:t>0.59</w:t>
             </w:r>
           </w:p>
         </w:tc>
@@ -4234,7 +4227,7 @@
               <w:rPr>
                 <w:sz w:val="19"/>
               </w:rPr>
-              <w:t>+6.3%</w:t>
+              <w:t>+6.2%</w:t>
             </w:r>
           </w:p>
         </w:tc>
@@ -4289,7 +4282,7 @@
     </w:p>
     <w:p>
       <w:r>
-        <w:t>The portfolio dominates every individual sleeve on both metals and on both the full sample and the trailing five years. Its drawdown is markedly smaller than any individual sleeve (Copper -12% over the trailing five years versus -32% to -45% for the individual sleeves). The Aluminium walk-forward Sharpe of 1.12 - higher than its in-sample 0.85 - is strong evidence the combination is not over-fit.</w:t>
+        <w:t>The portfolio dominates every individual sleeve on both metals and on both the full sample and the trailing five years. Its drawdown is markedly smaller than any individual sleeve (Copper -11% over the trailing five years versus -32% to -45% for the individual sleeves). The Aluminium walk-forward Sharpe of 1.12 - higher than its in-sample 0.85 - is strong evidence the combination is not over-fit.</w:t>
       </w:r>
     </w:p>
     <w:p>
@@ -4750,7 +4743,7 @@
         <w:pStyle w:val="ListBullet"/>
       </w:pPr>
       <w:r>
-        <w:t xml:space="preserve"> open question for Hartree: two Portfolio leg choices were changed from the original grid-optimal configuration for trader-realism / taxonomy reasons rather than pure backtest performance - the Momentum leg (MA(35,43) to MA(20,45), see 3.3) and the Carry leg used inside the Portfolio only (Carry-momentum-20d to Z-score-252d, see 4.3 and 6.6). Combined, these cost real Sharpe versus the original all-grid-optimal configuration (EW net 0.72 vs 1.00 full-sample; walk-forward OOS +0.41 vs +0.68), while trailing-five-year performance is closer (net 0.88 vs 0.92). We would like Hartree's view on whether convention-realism and taxonomy cleanliness should outweigh a Sharpe cost of this size for a systematic implementation, or whether the grid-optimal parameters are preferable regardless of how a discretionary desk would frame them. The Carry Momentum research note (6.6) proposes a way to recover some of this cost without abandoning the cleaner taxonomy.</w:t>
+        <w:t xml:space="preserve"> open question for Hartree: two Portfolio leg choices were changed from the original grid-optimal configuration for trader-realism / taxonomy reasons rather than pure backtest performance - the Momentum leg (MA(35,43) to MA(20,45), see 3.3) and the Carry leg used inside the Portfolio only (Carry-momentum-20d to Z-score-252d, see 4.3 and 6.6). Combined, these cost real Sharpe versus the original all-grid-optimal configuration (EW net 0.73 vs 1.00 full-sample; walk-forward OOS +0.41 vs +0.68), while trailing-five-year performance is closer (net 0.88 vs 0.93). We would like Hartree's view on whether convention-realism and taxonomy cleanliness should outweigh a Sharpe cost of this size for a systematic implementation, or whether the grid-optimal parameters are preferable regardless of how a discretionary desk would frame them. The Carry Momentum research note (6.6) proposes a way to recover some of this cost without abandoning the cleaner taxonomy.</w:t>
       </w:r>
     </w:p>
     <w:p>
